--- a/klagomål/A 28816-2023 FSC-klagomål.docx
+++ b/klagomål/A 28816-2023 FSC-klagomål.docx
@@ -933,7 +933,7 @@
     <w:r>
       <w:tab/>
       <w:tab/>
-      <w:t>2026-09-14</w:t>
+      <w:t>2026-09-15</w:t>
       <w:br/>
       <w:br/>
     </w:r>

--- a/klagomål/A 28816-2023 FSC-klagomål.docx
+++ b/klagomål/A 28816-2023 FSC-klagomål.docx
@@ -933,7 +933,7 @@
     <w:r>
       <w:tab/>
       <w:tab/>
-      <w:t>2026-09-15</w:t>
+      <w:t>2026-09-16</w:t>
       <w:br/>
       <w:br/>
     </w:r>

--- a/klagomål/A 28816-2023 FSC-klagomål.docx
+++ b/klagomål/A 28816-2023 FSC-klagomål.docx
@@ -933,7 +933,7 @@
     <w:r>
       <w:tab/>
       <w:tab/>
-      <w:t>2026-09-16</w:t>
+      <w:t>2026-09-17</w:t>
       <w:br/>
       <w:br/>
     </w:r>

--- a/klagomål/A 28816-2023 FSC-klagomål.docx
+++ b/klagomål/A 28816-2023 FSC-klagomål.docx
@@ -933,7 +933,7 @@
     <w:r>
       <w:tab/>
       <w:tab/>
-      <w:t>2026-09-17</w:t>
+      <w:t>2026-09-18</w:t>
       <w:br/>
       <w:br/>
     </w:r>

--- a/klagomål/A 28816-2023 FSC-klagomål.docx
+++ b/klagomål/A 28816-2023 FSC-klagomål.docx
@@ -933,7 +933,7 @@
     <w:r>
       <w:tab/>
       <w:tab/>
-      <w:t>2026-09-18</w:t>
+      <w:t>2026-09-19</w:t>
       <w:br/>
       <w:br/>
     </w:r>

--- a/klagomål/A 28816-2023 FSC-klagomål.docx
+++ b/klagomål/A 28816-2023 FSC-klagomål.docx
@@ -933,7 +933,7 @@
     <w:r>
       <w:tab/>
       <w:tab/>
-      <w:t>2026-09-19</w:t>
+      <w:t>2026-09-21</w:t>
       <w:br/>
       <w:br/>
     </w:r>

--- a/klagomål/A 28816-2023 FSC-klagomål.docx
+++ b/klagomål/A 28816-2023 FSC-klagomål.docx
@@ -933,7 +933,7 @@
     <w:r>
       <w:tab/>
       <w:tab/>
-      <w:t>2026-09-21</w:t>
+      <w:t>2026-09-23</w:t>
       <w:br/>
       <w:br/>
     </w:r>

--- a/klagomål/A 28816-2023 FSC-klagomål.docx
+++ b/klagomål/A 28816-2023 FSC-klagomål.docx
@@ -933,7 +933,7 @@
     <w:r>
       <w:tab/>
       <w:tab/>
-      <w:t>2026-09-23</w:t>
+      <w:t>2026-09-24</w:t>
       <w:br/>
       <w:br/>
     </w:r>

--- a/klagomål/A 28816-2023 FSC-klagomål.docx
+++ b/klagomål/A 28816-2023 FSC-klagomål.docx
@@ -933,7 +933,7 @@
     <w:r>
       <w:tab/>
       <w:tab/>
-      <w:t>2026-09-24</w:t>
+      <w:t>2026-09-25</w:t>
       <w:br/>
       <w:br/>
     </w:r>

--- a/klagomål/A 28816-2023 FSC-klagomål.docx
+++ b/klagomål/A 28816-2023 FSC-klagomål.docx
@@ -933,7 +933,7 @@
     <w:r>
       <w:tab/>
       <w:tab/>
-      <w:t>2026-09-25</w:t>
+      <w:t>2026-09-26</w:t>
       <w:br/>
       <w:br/>
     </w:r>

--- a/klagomål/A 28816-2023 FSC-klagomål.docx
+++ b/klagomål/A 28816-2023 FSC-klagomål.docx
@@ -933,7 +933,7 @@
     <w:r>
       <w:tab/>
       <w:tab/>
-      <w:t>2026-09-26</w:t>
+      <w:t>2026-09-27</w:t>
       <w:br/>
       <w:br/>
     </w:r>

--- a/klagomål/A 28816-2023 FSC-klagomål.docx
+++ b/klagomål/A 28816-2023 FSC-klagomål.docx
@@ -933,7 +933,7 @@
     <w:r>
       <w:tab/>
       <w:tab/>
-      <w:t>2026-09-27</w:t>
+      <w:t>2026-09-28</w:t>
       <w:br/>
       <w:br/>
     </w:r>

--- a/klagomål/A 28816-2023 FSC-klagomål.docx
+++ b/klagomål/A 28816-2023 FSC-klagomål.docx
@@ -933,7 +933,7 @@
     <w:r>
       <w:tab/>
       <w:tab/>
-      <w:t>2026-09-28</w:t>
+      <w:t>2026-09-29</w:t>
       <w:br/>
       <w:br/>
     </w:r>

--- a/klagomål/A 28816-2023 FSC-klagomål.docx
+++ b/klagomål/A 28816-2023 FSC-klagomål.docx
@@ -933,7 +933,7 @@
     <w:r>
       <w:tab/>
       <w:tab/>
-      <w:t>2026-09-29</w:t>
+      <w:t>2026-09-30</w:t>
       <w:br/>
       <w:br/>
     </w:r>

--- a/klagomål/A 28816-2023 FSC-klagomål.docx
+++ b/klagomål/A 28816-2023 FSC-klagomål.docx
@@ -933,7 +933,7 @@
     <w:r>
       <w:tab/>
       <w:tab/>
-      <w:t>2026-09-30</w:t>
+      <w:t>2026-10-01</w:t>
       <w:br/>
       <w:br/>
     </w:r>

--- a/klagomål/A 28816-2023 FSC-klagomål.docx
+++ b/klagomål/A 28816-2023 FSC-klagomål.docx
@@ -933,7 +933,7 @@
     <w:r>
       <w:tab/>
       <w:tab/>
-      <w:t>2026-10-01</w:t>
+      <w:t>2026-10-02</w:t>
       <w:br/>
       <w:br/>
     </w:r>

--- a/klagomål/A 28816-2023 FSC-klagomål.docx
+++ b/klagomål/A 28816-2023 FSC-klagomål.docx
@@ -933,7 +933,7 @@
     <w:r>
       <w:tab/>
       <w:tab/>
-      <w:t>2026-10-02</w:t>
+      <w:t>2026-10-03</w:t>
       <w:br/>
       <w:br/>
     </w:r>

--- a/klagomål/A 28816-2023 FSC-klagomål.docx
+++ b/klagomål/A 28816-2023 FSC-klagomål.docx
@@ -933,7 +933,7 @@
     <w:r>
       <w:tab/>
       <w:tab/>
-      <w:t>2026-10-03</w:t>
+      <w:t>2026-10-04</w:t>
       <w:br/>
       <w:br/>
     </w:r>

--- a/klagomål/A 28816-2023 FSC-klagomål.docx
+++ b/klagomål/A 28816-2023 FSC-klagomål.docx
@@ -933,7 +933,7 @@
     <w:r>
       <w:tab/>
       <w:tab/>
-      <w:t>2026-10-04</w:t>
+      <w:t>2026-10-05</w:t>
       <w:br/>
       <w:br/>
     </w:r>

--- a/klagomål/A 28816-2023 FSC-klagomål.docx
+++ b/klagomål/A 28816-2023 FSC-klagomål.docx
@@ -933,7 +933,7 @@
     <w:r>
       <w:tab/>
       <w:tab/>
-      <w:t>2026-10-05</w:t>
+      <w:t>2026-10-06</w:t>
       <w:br/>
       <w:br/>
     </w:r>

--- a/klagomål/A 28816-2023 FSC-klagomål.docx
+++ b/klagomål/A 28816-2023 FSC-klagomål.docx
@@ -933,7 +933,7 @@
     <w:r>
       <w:tab/>
       <w:tab/>
-      <w:t>2026-10-06</w:t>
+      <w:t>2026-10-07</w:t>
       <w:br/>
       <w:br/>
     </w:r>

--- a/klagomål/A 28816-2023 FSC-klagomål.docx
+++ b/klagomål/A 28816-2023 FSC-klagomål.docx
@@ -933,7 +933,7 @@
     <w:r>
       <w:tab/>
       <w:tab/>
-      <w:t>2026-10-07</w:t>
+      <w:t>2026-10-08</w:t>
       <w:br/>
       <w:br/>
     </w:r>

--- a/klagomål/A 28816-2023 FSC-klagomål.docx
+++ b/klagomål/A 28816-2023 FSC-klagomål.docx
@@ -933,7 +933,7 @@
     <w:r>
       <w:tab/>
       <w:tab/>
-      <w:t>2026-10-08</w:t>
+      <w:t>2026-10-09</w:t>
       <w:br/>
       <w:br/>
     </w:r>

--- a/klagomål/A 28816-2023 FSC-klagomål.docx
+++ b/klagomål/A 28816-2023 FSC-klagomål.docx
@@ -178,7 +178,7 @@
       <w:r>
         <w:drawing>
           <wp:inline xmlns:a="http://schemas.openxmlformats.org/drawingml/2006/main" xmlns:pic="http://schemas.openxmlformats.org/drawingml/2006/picture">
-            <wp:extent cx="5486400" cy="5212349"/>
+            <wp:extent cx="5486400" cy="4851238"/>
             <wp:docPr id="1" name="Picture 1"/>
             <wp:cNvGraphicFramePr>
               <a:graphicFrameLocks noChangeAspect="1"/>
@@ -199,7 +199,7 @@
                   <pic:spPr>
                     <a:xfrm>
                       <a:off x="0" y="0"/>
-                      <a:ext cx="5486400" cy="5212349"/>
+                      <a:ext cx="5486400" cy="4851238"/>
                     </a:xfrm>
                     <a:prstGeom prst="rect"/>
                   </pic:spPr>
@@ -221,7 +221,7 @@
     </w:p>
     <w:p>
       <w:r>
-        <w:t>I och inom 25 meter från avverkningsanmälan finns fynd av 5 naturvårdsarter, varav 2 är rödlistade, 5 är fridlysta och 2 är typiska (T): gulsparv (NT, §4), talltita (NT, §4), spillkråka (T, §4), tofsmes (T, §4) och kungsfågel (§4). Se Figur 1.</w:t>
+        <w:t>I och inom 25 meter från avverkningsanmälan finns fynd av 8 naturvårdsarter, varav 3 är rödlistade, 8 är fridlysta och 2 är typiska (T): gulsparv (NT, §4), nordfladdermus (NT, §4a), talltita (NT, §4), spillkråka (T, §4), tofsmes (T, §4), dvärgpipistrell (§4a), kungsfågel (§4) och större brunfladdermus (§4a). Se Figur 1.</w:t>
       </w:r>
     </w:p>
     <w:p>
@@ -252,6 +252,17 @@
         <w:rPr>
           <w:b/>
         </w:rPr>
+        <w:t>Nordfladdermus (NT, §4a)</w:t>
+      </w:r>
+      <w:r>
+        <w:t xml:space="preserve"> omfattas av bilaga 4 EU:s art- och habitatdirektiv vilket innebär ett strikt skydd där arten och dess livsmiljöer ska bevaras. Nordfladdermus föredrar variationsrik skog med förekomst av sjöar, vattendrag och våtmarker och hittas framförallt i halvöppna miljöer som trädbärande beteshagar och i kantzoner mellan skog och odlingsmark. Den undviker stora öppna områden som stora hyggen och större sammanhängande planteringar vilket minskar längden bryn och landskapets heterogenitet och därmed födotillgången och mängden lämpliga jaktplatser. Skogsbruksåtgärder som leder till minskad förekomst av äldre, gles skog och då särskilt tillgång på hålträd och träd med löst sittande bark kan leda till brist på koloniplatser och viloplatser. Nordfladdermus har minskat med 27,5 (5–50) % under de senaste 21 åren och minskningstakten för den svenska populationen bedöms vara nära gränsvärdet för Sårbar (VU). (A2bc) (SLU Artdatabanken, 2024; Skogsstyrelsen, 2016).</w:t>
+      </w:r>
+    </w:p>
+    <w:p>
+      <w:r>
+        <w:rPr>
+          <w:b/>
+        </w:rPr>
         <w:t>Talltita (NT, §4)</w:t>
       </w:r>
       <w:r>
@@ -305,6 +316,28 @@
       </w:r>
       <w:r>
         <w:t>(SLU Artdatabanken, 2025).</w:t>
+      </w:r>
+    </w:p>
+    <w:p>
+      <w:r>
+        <w:rPr>
+          <w:b/>
+        </w:rPr>
+        <w:t>Dvärgpipistrell (§4a)</w:t>
+      </w:r>
+      <w:r>
+        <w:t xml:space="preserve"> omfattas av bilaga 4 EU:s art- och habitatdirektiv vilket innebär ett strikt skydd där arten och dess livsmiljöer ska bevaras. Arten förekommer i alla typer av glesare skogar men föredrar framförallt lövskog. Den födosöker inne bland träden och man hittar den i trädbärande beteshagar, i kantzoner mellan skog och odlingsmark, i närheten av vatten och i bymiljöer. Den undviker stora sammanhängande öppna miljöer såsom åkrar och hyggen. Skogsbruksåtgärder som leder till minskad förekomst av äldre, gles skog och då särskilt tillgång på hålträd och träd med löst sittande bark kan leda till brist på koloniplatser och viloplatser (SLU Artdatabanken, 2024; Skogsstyrelsen, 2016).</w:t>
+      </w:r>
+    </w:p>
+    <w:p>
+      <w:r>
+        <w:rPr>
+          <w:b/>
+        </w:rPr>
+        <w:t>Större brunfladdermus (§4a)</w:t>
+      </w:r>
+      <w:r>
+        <w:t xml:space="preserve"> omfattas av bilaga 4 EU:s art- och habitatdirektiv vilket innebär ett strikt skydd där arten och dess livsmiljöer ska bevaras. Den lever huvudsakligen i större skogsområden med gamla lövträdsbestånd, där den jagar i alla typer av öppna och halvöppna miljöer, ofta över stora sjöar och vattendrag, strandängar, betes- och slåttermarker. Under året utnyttjar fladdermössen många olika miljöer och ett effektivt bevarandearbete måste därför utgå från ett landskapsekologiskt perspektiv. Den viktigaste faktorn för om fladdermössen ska kunna leva i ett område är tillgången på föda i form av nattaktiva insekter. Ett bra hemområde måste erbjuda god födotillgång under hela aktivitetsperioden. Åtgärder som bevarar och gynnar en hög insektsproduktion är därför centrala. I ett varierat landskap med hög andel äldre lövträd, småvatten, sumpskogar, öppna våtmarker, ängar och betesmarker avlöser olika insektsgrupper varandra vilket gör att det hela tiden finns tillräckligt med föda. Gamla träd med grov bark, skador, håligheter eller döda delar bör lämnas och yngre träd (efterträdare) tillåtas finnas kvar och åldras för att säkra framtida förekomst av lämpliga yngelmiljöer. Övervintringsplatser måste skyddas effektivt från störningar (SLU Artdatabanken, 2024).</w:t>
       </w:r>
     </w:p>
     <w:p>
@@ -413,7 +446,7 @@
         <w:rPr>
           <w:i/>
         </w:rPr>
-        <w:t>I det avverkningsanmälda skogsområdet har 5 naturvårdsarter varav 2 rödlistade arter sina livsmiljöer och växtplatser.</w:t>
+        <w:t>I det avverkningsanmälda skogsområdet har 8 naturvårdsarter varav 3 rödlistade arter sina livsmiljöer och växtplatser.</w:t>
       </w:r>
     </w:p>
     <w:p>
@@ -618,27 +651,22 @@
         <w:pStyle w:val="Heading1"/>
       </w:pPr>
       <w:r>
-        <w:t>Talltita – ekologi samt krav på livsmiljön</w:t>
+        <w:t>Nordfladdermus – ekologi samt krav på livsmiljön</w:t>
       </w:r>
     </w:p>
     <w:p>
       <w:r>
-        <w:t>Talltita är rödlistad som NT, fridlyst och prioriterad art i Skogsvårdslagen. Den omfattas av EU:s fågeldirektiv. Arten har minskat kraftigt de senaste 30 åren och minskningstakten innevarande 10-årsperiod beräknas till 20 (10–30) % (SLU Artdatabanken, 2022).</w:t>
+        <w:t>Nordfladdermus (NT, §4a) omfattas av bilaga 4 EU:s art- och habitatdirektiv vilket innebär ett strikt skydd för arten och dess livsmiljöer. Arten har minskat med 27,5 (5–50) % under de senaste 21 åren och minskningstakten för den svenska populationen bedöms vara nära gränsvärdet för Sårbar (VU). (A2bc) (SLU Artdatabanken, 2024).</w:t>
       </w:r>
     </w:p>
     <w:p>
       <w:r>
-        <w:t>Talltita föredrar större sammanhängande barrskogar, och finns såväl i tallskog som granskog och i lövblandad barrskog. Skogens struktur är viktig och ska helst vara flerskiktad med riklig underväxt av mindre granar, björk och andra lövträd och buskar. Tillgång på murknande högstubbar är särskilt viktig, eftersom talltitan helst själv hackar ut sitt bohål (SLU Artdatabanken, 2022).</w:t>
+        <w:t>Nordfladdermus föredrar variationsrik skog med förekomst av sjöar, vattendrag och våtmarker och hittas framförallt i halvöppna miljöer som trädbärande beteshagar och i kantzoner mellan skog och odlingsmark. Den undviker stora öppna områden som stora hyggen och större sammanhängande planteringar vilket minskar längden bryn och landskapets heterogenitet och därmed födotillgången och mängden lämpliga jaktplatser. Skogsbruksåtgärder som leder till minskad förekomst av äldre, gles skog och då särskilt tillgång på hålträd och träd med löst sittande bark kan leda till brist på koloniplatser och viloplatser (SLU Artdatabanken, 2024; Skogsstyrelsen, 2016).</w:t>
       </w:r>
     </w:p>
     <w:p>
       <w:r>
-        <w:t>Det finns flera studier som visar att talltita är känslig för gallring och inte överlever när dess livsmiljö kalavverkas (Eggers and Low, 2014; Griesser et al., 2007; Klein, 2020). Talltitans revir är förhållandevis stora, 10–20 hektar och arten missgynnas när skogen fragmenteras. Kalavverkning av större delar av reviret innebär att det överges (Artdatabanken, 2021).</w:t>
-      </w:r>
-    </w:p>
-    <w:p>
-      <w:r>
-        <w:t>Talltitan är synnerligen trogen sitt revir så länge paret lever och biotopen förblir intakt. Paret stannar i sitt revir året om. En förlust av ett revir har därför en stor inverkan på den lokala populationen och trakthyggesbruket anses vara orsak till den svenska populationens kraftiga minskning. Talltiteparets revirtrohet innebär att närhelst under året man observerar en adult talltita så ingår denna plats i reviret (Siffczyk et al., 2003; Ekman, 1979).</w:t>
+        <w:t>Fladdermöss är beroende av hänsyn på landskapsnivå och det är viktigt att alla typer av vatten och våtmarker samt fuktiga skogspartier återställs och bevaras. Sväm- och sumpskog ska alltid sparas, och äldre lövmiljöer bör alltid sparas för födosök, koloniplatser och viloplatser. Utöver kantzoner mot vatten och våtmarker bör tillräckligt breda skyddszoner av uppväxt skog sparas för att skapa och bevara vindskyddade födosöksmiljöer. Genom att binda samman befintliga skogsbestånd med korridorer av uppvuxen skog skapas ett fladdermusvänligt landskap (SLU Artdatabanken, 2024; Skogsstyrelsen, 2016).</w:t>
       </w:r>
     </w:p>
     <w:p>
@@ -646,91 +674,35 @@
         <w:pStyle w:val="Heading2"/>
       </w:pPr>
       <w:r>
-        <w:t>Referenser – talltita</w:t>
+        <w:t>Referenser – nordfladdermus</w:t>
       </w:r>
     </w:p>
     <w:p>
       <w:r>
-        <w:t xml:space="preserve">Eggers, S., Low, M., 2014. </w:t>
+        <w:t xml:space="preserve">Skogsstyrelsen, 2016. </w:t>
       </w:r>
       <w:r>
         <w:rPr>
           <w:i/>
         </w:rPr>
-        <w:t xml:space="preserve">Differential demographic responses of sympatric Parids to vegetation management in boreal forest. </w:t>
-      </w:r>
-      <w:r>
-        <w:t>For. Ecol. Manage. 319, 169–175.</w:t>
+        <w:t xml:space="preserve">Vägledning för hänsyn till nordfladdermus. </w:t>
+      </w:r>
+      <w:r>
+        <w:t>Vägledningar och kunskapsstöd artskydd - Skogsstyrelsen</w:t>
       </w:r>
     </w:p>
     <w:p>
       <w:r>
-        <w:t xml:space="preserve">Ekman, J., 1979. </w:t>
+        <w:t>SLU Artdatabanken, 2024.</w:t>
       </w:r>
       <w:r>
         <w:rPr>
           <w:i/>
         </w:rPr>
-        <w:t xml:space="preserve">Coherence, composition and territories of winter social groups of the Willow Tit Parus montanus and the Crested Tit P. cristatus. </w:t>
-      </w:r>
-      <w:r>
-        <w:t>Ornis Scandinavica, 10, pp 56–68</w:t>
-      </w:r>
-    </w:p>
-    <w:p>
-      <w:r>
-        <w:t xml:space="preserve">Griesser, M., Nystrand, M., Eggers, S., Ekman, J., 2007. </w:t>
-      </w:r>
-      <w:r>
-        <w:rPr>
-          <w:i/>
-        </w:rPr>
-        <w:t xml:space="preserve">Impact of forestry practices on fitness correlates and population productivity in an open-nesting bird species. </w:t>
-      </w:r>
-      <w:r>
-        <w:t>Conserv. Biol. 21, 767–774. https://doi.org/10.1111/j.1523- 1739.2007.00675.x</w:t>
-      </w:r>
-    </w:p>
-    <w:p>
-      <w:r>
-        <w:t xml:space="preserve">Klein, J., 2020. </w:t>
-      </w:r>
-      <w:r>
-        <w:rPr>
-          <w:i/>
-        </w:rPr>
-        <w:t xml:space="preserve">The forgotten forest – On thinning, retention, and biodiversity in the boreal forest. </w:t>
-      </w:r>
-      <w:r>
-        <w:t>Doctoral Thesis No. 2020:50</w:t>
-      </w:r>
-    </w:p>
-    <w:p>
-      <w:r>
-        <w:t xml:space="preserve">Siffczyk, C., Brotons, L., Kangas, K., Orell, M., 2003. </w:t>
-      </w:r>
-      <w:r>
-        <w:rPr>
-          <w:i/>
-        </w:rPr>
-        <w:t xml:space="preserve">Home range size of willow tits. </w:t>
-      </w:r>
-      <w:r>
-        <w:t>Oecologica, 136, 635–642 (2003)</w:t>
-      </w:r>
-    </w:p>
-    <w:p>
-      <w:r>
-        <w:t xml:space="preserve">SLU Artdatabanken, 2021. </w:t>
-      </w:r>
-      <w:r>
-        <w:rPr>
-          <w:i/>
-        </w:rPr>
-        <w:t xml:space="preserve">Artfaktablad. Naturvård – artfakta. </w:t>
-      </w:r>
-      <w:r>
-        <w:t>SLU Artdatabanken, Uppsala</w:t>
+        <w:t xml:space="preserve">  Artfakta: nordfladdermus (Eptesicus nilssonii). </w:t>
+      </w:r>
+      <w:r>
+        <w:t>https://artfakta.se/taxa/205998</w:t>
       </w:r>
     </w:p>
     <w:p>
@@ -738,35 +710,27 @@
         <w:pStyle w:val="Heading1"/>
       </w:pPr>
       <w:r>
-        <w:t>Spillkråka – ekologi samt krav på livsmiljön</w:t>
+        <w:t>Talltita – ekologi samt krav på livsmiljön</w:t>
       </w:r>
     </w:p>
     <w:p>
       <w:r>
-        <w:t xml:space="preserve">Spillkråka (§4) ingår i bilaga 1 EU:s fågeldirektiv och är typisk art för </w:t>
-      </w:r>
-      <w:r>
-        <w:rPr>
-          <w:i/>
-        </w:rPr>
-        <w:t xml:space="preserve">9010 Taiga </w:t>
-      </w:r>
-      <w:r>
-        <w:t>och</w:t>
-      </w:r>
-      <w:r>
-        <w:rPr>
-          <w:i/>
-        </w:rPr>
-        <w:t xml:space="preserve"> 9740 Skogsbevuxen myr</w:t>
-      </w:r>
-      <w:r>
-        <w:t>. Den lever i både barr- och blandskog liksom i ren lövskog. De tätaste populationerna tenderar att finnas i äldre, variationsrik blandskog med gott om död ved och gamla träd. Varje par utnyttjar 400–1000 hektar skog beroende på skogens kvalitet. Skogsbruk med korta omloppstider och täta, homogena ungskogar utgör det största hotet (SLU Artdatabanken, 2026).</w:t>
+        <w:t>Talltita är rödlistad som NT, fridlyst och prioriterad art i Skogsvårdslagen. Den omfattas av EU:s fågeldirektiv. Arten har minskat kraftigt de senaste 30 åren och minskningstakten innevarande 10-årsperiod beräknas till 20 (10–30) % (SLU Artdatabanken, 2022).</w:t>
       </w:r>
     </w:p>
     <w:p>
       <w:r>
-        <w:t>Spillkråka är en nyckelart i skogliga miljöer vars övergivna bohål utnyttjas av flera andra hålhäckande fågelarter och fladdermöss, däribland pärluggla (EN, §4), knipa (§4), salskrake (§4) och skogsduva (§4). Hökuggla (VU, §4) och slaguggla (§4) häckar ofta i högstubbar som brutits av i höjd med ett gammalt spillkråkebo (Skogsstyrelsen, 2016).</w:t>
+        <w:t>Talltita föredrar större sammanhängande barrskogar, och finns såväl i tallskog som granskog och i lövblandad barrskog. Skogens struktur är viktig och ska helst vara flerskiktad med riklig underväxt av mindre granar, björk och andra lövträd och buskar. Tillgång på murknande högstubbar är särskilt viktig, eftersom talltitan helst själv hackar ut sitt bohål (SLU Artdatabanken, 2022).</w:t>
+      </w:r>
+    </w:p>
+    <w:p>
+      <w:r>
+        <w:t>Det finns flera studier som visar att talltita är känslig för gallring och inte överlever när dess livsmiljö kalavverkas (Eggers and Low, 2014; Griesser et al., 2007; Klein, 2020). Talltitans revir är förhållandevis stora, 10–20 hektar och arten missgynnas när skogen fragmenteras. Kalavverkning av större delar av reviret innebär att det överges (Artdatabanken, 2021).</w:t>
+      </w:r>
+    </w:p>
+    <w:p>
+      <w:r>
+        <w:t>Talltitan är synnerligen trogen sitt revir så länge paret lever och biotopen förblir intakt. Paret stannar i sitt revir året om. En förlust av ett revir har därför en stor inverkan på den lokala populationen och trakthyggesbruket anses vara orsak till den svenska populationens kraftiga minskning. Talltiteparets revirtrohet innebär att närhelst under året man observerar en adult talltita så ingår denna plats i reviret (Siffczyk et al., 2003; Ekman, 1979).</w:t>
       </w:r>
     </w:p>
     <w:p>
@@ -774,6 +738,134 @@
         <w:pStyle w:val="Heading2"/>
       </w:pPr>
       <w:r>
+        <w:t>Referenser – talltita</w:t>
+      </w:r>
+    </w:p>
+    <w:p>
+      <w:r>
+        <w:t xml:space="preserve">Eggers, S., Low, M., 2014. </w:t>
+      </w:r>
+      <w:r>
+        <w:rPr>
+          <w:i/>
+        </w:rPr>
+        <w:t xml:space="preserve">Differential demographic responses of sympatric Parids to vegetation management in boreal forest. </w:t>
+      </w:r>
+      <w:r>
+        <w:t>For. Ecol. Manage. 319, 169–175.</w:t>
+      </w:r>
+    </w:p>
+    <w:p>
+      <w:r>
+        <w:t xml:space="preserve">Ekman, J., 1979. </w:t>
+      </w:r>
+      <w:r>
+        <w:rPr>
+          <w:i/>
+        </w:rPr>
+        <w:t xml:space="preserve">Coherence, composition and territories of winter social groups of the Willow Tit Parus montanus and the Crested Tit P. cristatus. </w:t>
+      </w:r>
+      <w:r>
+        <w:t>Ornis Scandinavica, 10, pp 56–68</w:t>
+      </w:r>
+    </w:p>
+    <w:p>
+      <w:r>
+        <w:t xml:space="preserve">Griesser, M., Nystrand, M., Eggers, S., Ekman, J., 2007. </w:t>
+      </w:r>
+      <w:r>
+        <w:rPr>
+          <w:i/>
+        </w:rPr>
+        <w:t xml:space="preserve">Impact of forestry practices on fitness correlates and population productivity in an open-nesting bird species. </w:t>
+      </w:r>
+      <w:r>
+        <w:t>Conserv. Biol. 21, 767–774. https://doi.org/10.1111/j.1523- 1739.2007.00675.x</w:t>
+      </w:r>
+    </w:p>
+    <w:p>
+      <w:r>
+        <w:t xml:space="preserve">Klein, J., 2020. </w:t>
+      </w:r>
+      <w:r>
+        <w:rPr>
+          <w:i/>
+        </w:rPr>
+        <w:t xml:space="preserve">The forgotten forest – On thinning, retention, and biodiversity in the boreal forest. </w:t>
+      </w:r>
+      <w:r>
+        <w:t>Doctoral Thesis No. 2020:50</w:t>
+      </w:r>
+    </w:p>
+    <w:p>
+      <w:r>
+        <w:t xml:space="preserve">Siffczyk, C., Brotons, L., Kangas, K., Orell, M., 2003. </w:t>
+      </w:r>
+      <w:r>
+        <w:rPr>
+          <w:i/>
+        </w:rPr>
+        <w:t xml:space="preserve">Home range size of willow tits. </w:t>
+      </w:r>
+      <w:r>
+        <w:t>Oecologica, 136, 635–642 (2003)</w:t>
+      </w:r>
+    </w:p>
+    <w:p>
+      <w:r>
+        <w:t xml:space="preserve">SLU Artdatabanken, 2021. </w:t>
+      </w:r>
+      <w:r>
+        <w:rPr>
+          <w:i/>
+        </w:rPr>
+        <w:t xml:space="preserve">Artfaktablad. Naturvård – artfakta. </w:t>
+      </w:r>
+      <w:r>
+        <w:t>SLU Artdatabanken, Uppsala</w:t>
+      </w:r>
+    </w:p>
+    <w:p>
+      <w:pPr>
+        <w:pStyle w:val="Heading1"/>
+      </w:pPr>
+      <w:r>
+        <w:t>Spillkråka – ekologi samt krav på livsmiljön</w:t>
+      </w:r>
+    </w:p>
+    <w:p>
+      <w:r>
+        <w:t xml:space="preserve">Spillkråka (§4) ingår i bilaga 1 EU:s fågeldirektiv och är typisk art för </w:t>
+      </w:r>
+      <w:r>
+        <w:rPr>
+          <w:i/>
+        </w:rPr>
+        <w:t xml:space="preserve">9010 Taiga </w:t>
+      </w:r>
+      <w:r>
+        <w:t>och</w:t>
+      </w:r>
+      <w:r>
+        <w:rPr>
+          <w:i/>
+        </w:rPr>
+        <w:t xml:space="preserve"> 9740 Skogsbevuxen myr</w:t>
+      </w:r>
+      <w:r>
+        <w:t>. Den lever i både barr- och blandskog liksom i ren lövskog. De tätaste populationerna tenderar att finnas i äldre, variationsrik blandskog med gott om död ved och gamla träd. Varje par utnyttjar 400–1000 hektar skog beroende på skogens kvalitet. Skogsbruk med korta omloppstider och täta, homogena ungskogar utgör det största hotet (SLU Artdatabanken, 2026).</w:t>
+      </w:r>
+    </w:p>
+    <w:p>
+      <w:r>
+        <w:t>Spillkråka är en nyckelart i skogliga miljöer vars övergivna bohål utnyttjas av flera andra hålhäckande fågelarter och fladdermöss, däribland pärluggla (EN, §4), knipa (§4), salskrake (§4) och skogsduva (§4). Hökuggla (VU, §4) och slaguggla (§4) häckar ofta i högstubbar som brutits av i höjd med ett gammalt spillkråkebo (Skogsstyrelsen, 2016).</w:t>
+      </w:r>
+    </w:p>
+    <w:p>
+      <w:pPr>
+        <w:pStyle w:val="Heading2"/>
+      </w:pPr>
+      <w:r>
         <w:t>Referenser – spillkråka</w:t>
       </w:r>
     </w:p>
@@ -803,6 +895,60 @@
       </w:r>
       <w:r>
         <w:t>SLU Artdatabanken, Uppsala.</w:t>
+      </w:r>
+    </w:p>
+    <w:p>
+      <w:pPr>
+        <w:pStyle w:val="Heading1"/>
+      </w:pPr>
+      <w:r>
+        <w:t>Dvärgpipistrell – ekologi samt krav på livsmiljön</w:t>
+      </w:r>
+    </w:p>
+    <w:p>
+      <w:r>
+        <w:t>Dvärgpipistrell (§4a) omfattas av bilaga 4 EU:s art- och habitatdirektiv vilket innebär ett strikt skydd för arten och dess livsmiljöer. Arten förekommer i alla typer av glesare skogar men föredrar framförallt lövskog. Den födosöker inne bland träden och man hittar den i trädbärande beteshagar, i kantzoner mellan skog och odlingsmark, i närheten av vatten och i bymiljöer. Den undviker stora sammanhängande öppna miljöer såsom åkrar och hyggen. Skogsbruksåtgärder som leder till minskad förekomst av äldre, gles skog och då särskilt tillgång på hålträd och träd med löst sittande bark kan leda till brist på koloniplatser och viloplatser (SLU Artdatabanken, 2024; Skogsstyrelsen, 2016).</w:t>
+      </w:r>
+    </w:p>
+    <w:p>
+      <w:r>
+        <w:t>Fladdermöss är beroende av hänsyn på landskapsnivå och det är viktigt att alla typer av vatten och våtmarker samt fuktiga skogspartier återställs och bevaras. Sväm- och sumpskog ska alltid sparas, och äldre lövmiljöer bör alltid sparas för födosök, koloniplatser och viloplatser. Utöver kantzoner mot vatten och våtmarker bör tillräckligt breda skyddszoner av uppväxt skog sparas för att skapa och bevara vindskyddade födosöksmiljöer. Genom att binda samman befintliga skogsbestånd med korridorer av uppvuxen skog skapas ett fladdermusvänligt landskap (SLU Artdatabanken, 2024; Skogsstyrelsen, 2016).</w:t>
+      </w:r>
+    </w:p>
+    <w:p>
+      <w:pPr>
+        <w:pStyle w:val="Heading2"/>
+      </w:pPr>
+      <w:r>
+        <w:t>Referenser – dvärgpipistrell</w:t>
+      </w:r>
+    </w:p>
+    <w:p>
+      <w:r>
+        <w:t xml:space="preserve">Skogsstyrelsen, 2016. </w:t>
+      </w:r>
+      <w:r>
+        <w:rPr>
+          <w:i/>
+        </w:rPr>
+        <w:t xml:space="preserve">Vägledning för hänsyn till pipistrell. </w:t>
+      </w:r>
+      <w:r>
+        <w:t>Vägledningar och kunskapsstöd artskydd - Skogsstyrelsen</w:t>
+      </w:r>
+    </w:p>
+    <w:p>
+      <w:r>
+        <w:t>SLU Artdatabanken, 2024.</w:t>
+      </w:r>
+      <w:r>
+        <w:rPr>
+          <w:i/>
+        </w:rPr>
+        <w:t xml:space="preserve">  Artfakta: dvärgpipistrell (Pipistrellus pygmaeus). </w:t>
+      </w:r>
+      <w:r>
+        <w:t>https://artfakta.se/taxa/205995</w:t>
       </w:r>
     </w:p>
     <w:sectPr>
@@ -933,7 +1079,7 @@
     <w:r>
       <w:tab/>
       <w:tab/>
-      <w:t>2026-10-09</w:t>
+      <w:t>2026-10-10</w:t>
       <w:br/>
       <w:br/>
     </w:r>

--- a/klagomål/A 28816-2023 FSC-klagomål.docx
+++ b/klagomål/A 28816-2023 FSC-klagomål.docx
@@ -1079,7 +1079,7 @@
     <w:r>
       <w:tab/>
       <w:tab/>
-      <w:t>2026-10-10</w:t>
+      <w:t>2026-10-11</w:t>
       <w:br/>
       <w:br/>
     </w:r>

--- a/klagomål/A 28816-2023 FSC-klagomål.docx
+++ b/klagomål/A 28816-2023 FSC-klagomål.docx
@@ -1079,7 +1079,7 @@
     <w:r>
       <w:tab/>
       <w:tab/>
-      <w:t>2026-10-11</w:t>
+      <w:t>2026-10-12</w:t>
       <w:br/>
       <w:br/>
     </w:r>

--- a/klagomål/A 28816-2023 FSC-klagomål.docx
+++ b/klagomål/A 28816-2023 FSC-klagomål.docx
@@ -1079,7 +1079,7 @@
     <w:r>
       <w:tab/>
       <w:tab/>
-      <w:t>2026-10-12</w:t>
+      <w:t>2026-10-13</w:t>
       <w:br/>
       <w:br/>
     </w:r>

--- a/klagomål/A 28816-2023 FSC-klagomål.docx
+++ b/klagomål/A 28816-2023 FSC-klagomål.docx
@@ -1079,7 +1079,7 @@
     <w:r>
       <w:tab/>
       <w:tab/>
-      <w:t>2026-10-13</w:t>
+      <w:t>2026-10-14</w:t>
       <w:br/>
       <w:br/>
     </w:r>

--- a/klagomål/A 28816-2023 FSC-klagomål.docx
+++ b/klagomål/A 28816-2023 FSC-klagomål.docx
@@ -1079,7 +1079,7 @@
     <w:r>
       <w:tab/>
       <w:tab/>
-      <w:t>2026-10-14</w:t>
+      <w:t>2026-10-15</w:t>
       <w:br/>
       <w:br/>
     </w:r>

--- a/klagomål/A 28816-2023 FSC-klagomål.docx
+++ b/klagomål/A 28816-2023 FSC-klagomål.docx
@@ -1079,7 +1079,7 @@
     <w:r>
       <w:tab/>
       <w:tab/>
-      <w:t>2026-10-15</w:t>
+      <w:t>2026-10-16</w:t>
       <w:br/>
       <w:br/>
     </w:r>

--- a/klagomål/A 28816-2023 FSC-klagomål.docx
+++ b/klagomål/A 28816-2023 FSC-klagomål.docx
@@ -1079,7 +1079,7 @@
     <w:r>
       <w:tab/>
       <w:tab/>
-      <w:t>2026-10-16</w:t>
+      <w:t>2026-10-17</w:t>
       <w:br/>
       <w:br/>
     </w:r>

--- a/klagomål/A 28816-2023 FSC-klagomål.docx
+++ b/klagomål/A 28816-2023 FSC-klagomål.docx
@@ -1079,7 +1079,7 @@
     <w:r>
       <w:tab/>
       <w:tab/>
-      <w:t>2026-10-17</w:t>
+      <w:t>2026-10-18</w:t>
       <w:br/>
       <w:br/>
     </w:r>

--- a/klagomål/A 28816-2023 FSC-klagomål.docx
+++ b/klagomål/A 28816-2023 FSC-klagomål.docx
@@ -1079,7 +1079,7 @@
     <w:r>
       <w:tab/>
       <w:tab/>
-      <w:t>2026-10-18</w:t>
+      <w:t>2026-10-19</w:t>
       <w:br/>
       <w:br/>
     </w:r>

--- a/klagomål/A 28816-2023 FSC-klagomål.docx
+++ b/klagomål/A 28816-2023 FSC-klagomål.docx
@@ -1079,7 +1079,7 @@
     <w:r>
       <w:tab/>
       <w:tab/>
-      <w:t>2026-10-19</w:t>
+      <w:t>2026-10-20</w:t>
       <w:br/>
       <w:br/>
     </w:r>

--- a/klagomål/A 28816-2023 FSC-klagomål.docx
+++ b/klagomål/A 28816-2023 FSC-klagomål.docx
@@ -1079,7 +1079,7 @@
     <w:r>
       <w:tab/>
       <w:tab/>
-      <w:t>2026-10-20</w:t>
+      <w:t>2026-10-21</w:t>
       <w:br/>
       <w:br/>
     </w:r>

--- a/klagomål/A 28816-2023 FSC-klagomål.docx
+++ b/klagomål/A 28816-2023 FSC-klagomål.docx
@@ -1079,7 +1079,7 @@
     <w:r>
       <w:tab/>
       <w:tab/>
-      <w:t>2026-10-21</w:t>
+      <w:t>2026-10-22</w:t>
       <w:br/>
       <w:br/>
     </w:r>

--- a/klagomål/A 28816-2023 FSC-klagomål.docx
+++ b/klagomål/A 28816-2023 FSC-klagomål.docx
@@ -1079,7 +1079,7 @@
     <w:r>
       <w:tab/>
       <w:tab/>
-      <w:t>2026-10-22</w:t>
+      <w:t>2026-10-23</w:t>
       <w:br/>
       <w:br/>
     </w:r>

--- a/klagomål/A 28816-2023 FSC-klagomål.docx
+++ b/klagomål/A 28816-2023 FSC-klagomål.docx
@@ -1079,7 +1079,7 @@
     <w:r>
       <w:tab/>
       <w:tab/>
-      <w:t>2026-10-23</w:t>
+      <w:t>2026-10-24</w:t>
       <w:br/>
       <w:br/>
     </w:r>

--- a/klagomål/A 28816-2023 FSC-klagomål.docx
+++ b/klagomål/A 28816-2023 FSC-klagomål.docx
@@ -1079,7 +1079,7 @@
     <w:r>
       <w:tab/>
       <w:tab/>
-      <w:t>2026-10-24</w:t>
+      <w:t>2026-10-25</w:t>
       <w:br/>
       <w:br/>
     </w:r>

--- a/klagomål/A 28816-2023 FSC-klagomål.docx
+++ b/klagomål/A 28816-2023 FSC-klagomål.docx
@@ -1079,7 +1079,7 @@
     <w:r>
       <w:tab/>
       <w:tab/>
-      <w:t>2026-10-25</w:t>
+      <w:t>2026-10-26</w:t>
       <w:br/>
       <w:br/>
     </w:r>

--- a/klagomål/A 28816-2023 FSC-klagomål.docx
+++ b/klagomål/A 28816-2023 FSC-klagomål.docx
@@ -1079,7 +1079,7 @@
     <w:r>
       <w:tab/>
       <w:tab/>
-      <w:t>2026-10-26</w:t>
+      <w:t>2026-10-27</w:t>
       <w:br/>
       <w:br/>
     </w:r>

--- a/klagomål/A 28816-2023 FSC-klagomål.docx
+++ b/klagomål/A 28816-2023 FSC-klagomål.docx
@@ -1079,7 +1079,7 @@
     <w:r>
       <w:tab/>
       <w:tab/>
-      <w:t>2026-10-27</w:t>
+      <w:t>2026-10-28</w:t>
       <w:br/>
       <w:br/>
     </w:r>

--- a/klagomål/A 28816-2023 FSC-klagomål.docx
+++ b/klagomål/A 28816-2023 FSC-klagomål.docx
@@ -1079,7 +1079,7 @@
     <w:r>
       <w:tab/>
       <w:tab/>
-      <w:t>2026-10-28</w:t>
+      <w:t>2026-10-29</w:t>
       <w:br/>
       <w:br/>
     </w:r>

--- a/klagomål/A 28816-2023 FSC-klagomål.docx
+++ b/klagomål/A 28816-2023 FSC-klagomål.docx
@@ -1079,7 +1079,7 @@
     <w:r>
       <w:tab/>
       <w:tab/>
-      <w:t>2026-10-29</w:t>
+      <w:t>2026-10-31</w:t>
       <w:br/>
       <w:br/>
     </w:r>
